--- a/ky/wisdom-stories/faith-is-half-of-success.docx
+++ b/ky/wisdom-stories/faith-is-half-of-success.docx
@@ -111,7 +111,7 @@
           <w:sz w:val="22"/>
           <w:lang w:val="ky-KG"/>
         </w:rPr>
-        <w:t>Директор мугалимдерди куттуктап, мындай деди: «Силерге бир нерсени моюнга алышым керек. Силерге тапшырылган окуучулар эң жөндөмдүү балдар эмес эле — алар орточо деңгээлдеги окуучулар болчу. Биз аларды туш келди тандаганбыз».</w:t>
+        <w:t>Директор мугалимдерди куттуктап, мындай деди: «Мен бир нерсени мойнума алышым керек. Силерге тапшырылган окуучулар эң жөндөмдүү балдар эмес эле — алар орточо деңгээлдеги окуучулар болчу. Биз аларды туш келди тандаганбыз».</w:t>
       </w:r>
     </w:p>
     <w:p>
@@ -171,7 +171,7 @@
           <w:sz w:val="22"/>
           <w:lang w:val="ky-KG"/>
         </w:rPr>
-        <w:t xml:space="preserve">Сабак: </w:t>
+        <w:t>Сабак: Адамга ишеним артсаң, ал өз күчүнө да ишене баштайт. Колдоо менен жакшы үмүт жөндөмдүн ачылышына жол берет.</w:t>
       </w:r>
       <w:r>
         <w:rPr>
@@ -180,7 +180,6 @@
           <w:sz w:val="22"/>
           <w:lang w:val="ky-KG"/>
         </w:rPr>
-        <w:t>Адамга ишеним артсаң, ал өз күчүнө да ишене баштайт. Колдоо менен жакшы үмүт жөндөмдүн ачылышына жол берет.</w:t>
       </w:r>
     </w:p>
     <w:p>

--- a/ky/wisdom-stories/faith-is-half-of-success.docx
+++ b/ky/wisdom-stories/faith-is-half-of-success.docx
@@ -57,7 +57,7 @@
           <w:sz w:val="22"/>
           <w:lang w:val="ky-KG"/>
         </w:rPr>
-        <w:t>— Силер биздин эң мыкты, эң жөндөмдүү мугалимдерибиз болгондуктан, атайын тандалып алынган эң зээндүү, жөндөмдүү окуучулардын тобун силерге тапшырабыз. Милдетиңер — кийинки бир жылдын ичинде аларга мыкты билим берип, дагы да жогорку деңгээлге чыгаруу. Ийгилик каалайм.</w:t>
+        <w:t>— Силер биздин эң мыкты, эң жөндөмдүү мугалимдерибиз болгондуктан, тандалып алынган эң зээндүү, жөндөмдүү окуучулардын тобун силерге тапшырабыз. Милдетиңер — кийинки бир жылдын ичинде аларга мыкты билим берип, дагы да жогорку деңгээлге чыгаруу. Ийгилик каалайм.</w:t>
       </w:r>
     </w:p>
     <w:p>
@@ -171,7 +171,7 @@
           <w:sz w:val="22"/>
           <w:lang w:val="ky-KG"/>
         </w:rPr>
-        <w:t>Сабак: Адамга ишеним артсаң, ал өз күчүнө да ишене баштайт. Колдоо менен жакшы үмүт жөндөмдүн ачылышына жол берет.</w:t>
+        <w:t>Сабак: Ишеним адамдын ичиндеги күчтү ачат. Андан жакшы натыйжа күтүү кээде ошол натыйжага алып баруучу алгачкы кадам болот.</w:t>
       </w:r>
       <w:r>
         <w:rPr>
@@ -199,7 +199,7 @@
           <w:sz w:val="18"/>
           <w:lang w:val="ky-KG"/>
         </w:rPr>
-        <w:t>Окуя ачык интернет булактарынан алынды.</w:t>
+        <w:t>Аңгемелер ачык интернет булактарынан алынган, иллюстрациялар болсо ЖИ менен түзүлгөн.</w:t>
       </w:r>
     </w:p>
     <w:sectPr>
